--- a/fixtures/generated/c11__header-footer.docx
+++ b/fixtures/generated/c11__header-footer.docx
@@ -326,6 +326,11 @@
     </w:pPr>
     <w:r>
       <w:t>112 Sillogue Road</w:t>
+    </w:r>
+  </w:p>
+  <w:p>
+    <w:r>
+      <w:t>Ballymun</w:t>
     </w:r>
   </w:p>
   <w:p>
